--- a/readme/drafts/draft-usmd-rdsh-architecture-03.docx
+++ b/readme/drafts/draft-usmd-rdsh-architecture-03.docx
@@ -140,7 +140,7 @@
           <w:sz w:val="20"/>
           <w:szCs w:val="20"/>
         </w:rPr>
-        <w:t xml:space="preserve">Cette révision remplace draft-usmd-rdsh-architecture-02 et s'aligne sur draft-usmd-ncp-02, draft-usmd-nndp-01 et draft-usmd-sp-01. Les modifications sont résumées aux annexes D, E et F.</w:t>
+        <w:t xml:space="preserve">Cette révision remplace draft-usmd-rdsh-architecture-02 et s'aligne sur draft-usmd-ncp-03, draft-usmd-nndp-01 et draft-usmd-sp-01. Les modifications sont résumées aux annexes D, E et F.</w:t>
       </w:r>
     </w:p>
     <w:p>
@@ -11480,7 +11480,22 @@
           <w:sz w:val="20"/>
           <w:szCs w:val="20"/>
         </w:rPr>
-        <w:t xml:space="preserve">Les propriétés de l'USC comprennent l'USCN, la version, la clé publique Ed25519 de l'USC et la liste des USD. Leur format est défini par Send_usc_properties [USMD-NCP], section 6.8.</w:t>
+        <w:t xml:space="preserve">Les propriétés de l'USC comprennent l'USCN, un libellé lisible, la version, la clé publique Ed25519 de l'USC et la liste des USD. Leur format est défini par Send_usc_properties [USMD-NCP], section 6.8.</w:t>
+      </w:r>
+    </w:p>
+    <w:p>
+      <w:pPr>
+        <w:spacing w:after="120" w:before="0" w:line="240"/>
+        <w:ind w:left="360"/>
+        <w:jc w:val="left"/>
+      </w:pPr>
+      <w:r>
+        <w:rPr>
+          <w:rFonts w:ascii="Courier New" w:cs="Courier New" w:eastAsia="Courier New" w:hAnsi="Courier New"/>
+          <w:sz w:val="20"/>
+          <w:szCs w:val="20"/>
+        </w:rPr>
+        <w:t xml:space="preserve">L'USCN et l'USDN sont des ULID [ULID] : ils identifient l'USC et l'USD et ne se choisissent pas. Le libellé, choisi par l'autorité, est le nom sous lequel les opérateurs les connaissent (« dho ») ; il est signé et propagé, mais n'identifie rien. Lorsque l'autorité crée un USC ou un USD sans en fournir l'identifiant, elle en génère un.</w:t>
       </w:r>
     </w:p>
     <w:p>
@@ -11512,7 +11527,7 @@
           <w:sz w:val="20"/>
           <w:szCs w:val="20"/>
         </w:rPr>
-        <w:t xml:space="preserve">Les propriétés d'un USD comprennent l'USDN, la version, la clé publique Ed25519 de l'USD, la liste des aires de service, le catalogue des services (section 11) et une liste de paramètres, couples formés d'un code de 16 bits et d'une valeur de 32 bits [USMD-NCP], section 6.9. Les paramètres sont les suivants ; un paramètre absent prend sa valeur par défaut.</w:t>
+        <w:t xml:space="preserve">Les propriétés d'un USD comprennent l'USDN, un libellé lisible, la version, la clé publique Ed25519 de l'USD, la liste des aires de service, le catalogue des services (section 11) et une liste de paramètres, couples formés d'un code de 16 bits et d'une valeur de 32 bits [USMD-NCP], section 6.9. Les paramètres sont les suivants ; un paramètre absent prend sa valeur par défaut.</w:t>
       </w:r>
     </w:p>
     <w:tbl>
@@ -19399,7 +19414,7 @@
                 <w:sz w:val="16"/>
                 <w:szCs w:val="16"/>
               </w:rPr>
-              <w:t xml:space="preserve">« USMD-RDSH : Protocole de cohésion de nœuds (NCP) », draft-usmd-ncp-02</w:t>
+              <w:t xml:space="preserve">« USMD-RDSH : Protocole de cohésion de nœuds (NCP) », draft-usmd-ncp-03</w:t>
             </w:r>
           </w:p>
         </w:tc>
@@ -21787,6 +21802,24 @@
           <w:szCs w:val="20"/>
         </w:rPr>
         <w:t xml:space="preserve">Annexe B : ajout du point « réattribution des identifiants de gestion et identifiants de données ».</w:t>
+      </w:r>
+    </w:p>
+    <w:p>
+      <w:pPr>
+        <w:pStyle w:val="ListParagraph"/>
+        <w:numPr>
+          <w:ilvl w:val="0"/>
+          <w:numId w:val="2"/>
+        </w:numPr>
+        <w:spacing w:after="60" w:line="240"/>
+      </w:pPr>
+      <w:r>
+        <w:rPr>
+          <w:rFonts w:ascii="Courier New" w:cs="Courier New" w:eastAsia="Courier New" w:hAnsi="Courier New"/>
+          <w:sz w:val="20"/>
+          <w:szCs w:val="20"/>
+        </w:rPr>
+        <w:t xml:space="preserve">Section 9 : l'USC et l'USD reçoivent un libellé lisible signé (draft-usmd-ncp-03, sections 6.8 et 6.9) ; l'autorité génère l'USCN ou l'USDN qu'on ne lui fournit pas (décision de l'auteur).</w:t>
       </w:r>
     </w:p>
     <w:p>
